--- a/rapports/2026-06-06/EQ30/EQ30_sup_v2/DR_malforme_1_01101E_11/71-60-49-53.docx
+++ b/rapports/2026-06-06/EQ30/EQ30_sup_v2/DR_malforme_1_01101E_11/71-60-49-53.docx
@@ -297,7 +297,7 @@
           <w:color w:val="1F6FEB"/>
           <w:sz w:val="22"/>
         </w:rPr>
-        <w:t>⚠ INCOHÉRENCES À CORRIGER (57)</w:t>
+        <w:t>⚠ INCOHÉRENCES À CORRIGER (52)</w:t>
       </w:r>
     </w:p>
     <w:tbl>
@@ -845,7 +845,7 @@
                 <w:i w:val="0"/>
                 <w:sz w:val="17"/>
               </w:rPr>
-              <w:t>Incohérence!!! seulement les écoles privées paient les frais de scolarité (y compris les frais d'inscription).</w:t>
+              <w:t>Incohérence ! KHADY ROSE BADIANE est âgé de 18 ans et fréquente 2ème année de Secondaire 2 Technique , tandis qu'il a débuté l'école à l'âge de 7 ans.</w:t>
             </w:r>
           </w:p>
         </w:tc>
@@ -904,7 +904,7 @@
                 <w:color w:val="16A34A"/>
                 <w:sz w:val="16"/>
               </w:rPr>
-              <w:t>—</w:t>
+              <w:t>s02q15, s02q08</w:t>
             </w:r>
           </w:p>
         </w:tc>
@@ -935,7 +935,7 @@
                 <w:i w:val="0"/>
                 <w:sz w:val="17"/>
               </w:rPr>
-              <w:t>Incohérence ! KHADY ROSE BADIANE est âgé de 18 ans et fréquente 2ème année de Secondaire 2 Technique , tandis qu'il a débuté l'école à l'âge de 7 ans.</w:t>
+              <w:t>Veuillez vérifier les informations renseignées aux questions s02q15, s02q08 ainsi que l'âge de l'individu, et corriger l'incohérence.</w:t>
             </w:r>
           </w:p>
         </w:tc>
@@ -994,7 +994,7 @@
                 <w:color w:val="16A34A"/>
                 <w:sz w:val="16"/>
               </w:rPr>
-              <w:t>s02q15, s02q08</w:t>
+              <w:t>s00q10, s01q35, s01q36, s01q37, s02q04, s02q15, s01q00b, s02q17_code</w:t>
             </w:r>
           </w:p>
         </w:tc>
@@ -1025,7 +1025,7 @@
                 <w:i w:val="0"/>
                 <w:sz w:val="17"/>
               </w:rPr>
-              <w:t>Veuillez vérifier les informations renseignées aux questions s02q15, s02q08 ainsi que l'âge de l'individu, et corriger l'incohérence.</w:t>
+              <w:t>Avertissement!!! L'âge (20 ans) de BOUYA DAFFE avec son niveau d'étude (6ème année Primaire) semble incoherent, veuillez confirmer cette information avec le QG ou corriger l'incohérence.</w:t>
             </w:r>
           </w:p>
         </w:tc>
@@ -1084,7 +1084,7 @@
                 <w:color w:val="16A34A"/>
                 <w:sz w:val="16"/>
               </w:rPr>
-              <w:t>s00q10, s01q35, s01q36, s01q37, s02q04, s02q15, s01q00b, s02q17_code</w:t>
+              <w:t>s01q32, s01q36, s01q38, s04q37_modif, s02q33, s02q34, s01q00b</w:t>
             </w:r>
           </w:p>
         </w:tc>
@@ -1115,7 +1115,7 @@
                 <w:i w:val="0"/>
                 <w:sz w:val="17"/>
               </w:rPr>
-              <w:t>Avertissement!!! L'âge (20 ans) de BOUYA DAFFE avec son niveau d'étude (6ème année Primaire) semble incoherent, veuillez confirmer cette information avec le QG ou corriger l'incohérence.</w:t>
+              <w:t>Peu probable!!! Vu l'âge (20 ans) de BOUYA DAFFE ou l'année à laquelle BOUYA DAFFE a fréquenté l'école pour la dernière fois (.) le dernier diplome de BOUYA DAFFE ne peut être le Certificat d'études primaires (CEP), prière de corriger cette incohérence ou confirmer avec le QG.</w:t>
             </w:r>
           </w:p>
         </w:tc>
@@ -1174,7 +1174,7 @@
                 <w:color w:val="16A34A"/>
                 <w:sz w:val="16"/>
               </w:rPr>
-              <w:t>s01q32, s01q36, s01q38, s04q37_modif, s02q33, s02q34, s01q00b</w:t>
+              <w:t>s02q33, s01q00b</w:t>
             </w:r>
           </w:p>
         </w:tc>
@@ -1205,7 +1205,7 @@
                 <w:i w:val="0"/>
                 <w:sz w:val="17"/>
               </w:rPr>
-              <w:t>Peu probable!!! Vu l'âge (20 ans) de BOUYA DAFFE ou l'année à laquelle BOUYA DAFFE a fréquenté l'école pour la dernière fois (.) le dernier diplome de BOUYA DAFFE ne peut être le Certificat d'études primaires (CEP), prière de corriger cette incohérence ou confirmer avec le QG.</w:t>
+              <w:t>Incoherent!!! La dernière fois que KHADIATOU SADIO a  fréquenté l'école est 9999.</w:t>
             </w:r>
           </w:p>
         </w:tc>
@@ -1295,7 +1295,7 @@
                 <w:i w:val="0"/>
                 <w:sz w:val="17"/>
               </w:rPr>
-              <w:t>Incoherent!!! La dernière fois que KHADIATOU SADIO a  fréquenté l'école est 9999.</w:t>
+              <w:t>Incoherent!!! La dernière fois que MAMA SADIO a  fréquenté l'école est 9999.</w:t>
             </w:r>
           </w:p>
         </w:tc>
@@ -1354,7 +1354,7 @@
                 <w:color w:val="16A34A"/>
                 <w:sz w:val="16"/>
               </w:rPr>
-              <w:t>s02q33, s01q00b</w:t>
+              <w:t>s01q32, s01q36, s01q38, s04q37_modif, s02q33, s02q34, s01q00b</w:t>
             </w:r>
           </w:p>
         </w:tc>
@@ -1385,7 +1385,7 @@
                 <w:i w:val="0"/>
                 <w:sz w:val="17"/>
               </w:rPr>
-              <w:t>Incoherent!!! La dernière fois que MAMA SADIO a  fréquenté l'école est 9999.</w:t>
+              <w:t>Peu probable!!! Vu l'âge (24 ans) de MODOU DIOP ou l'année à laquelle MODOU DIOP a fréquenté l'école pour la dernière fois (9999) le dernier diplome de MODOU DIOP ne peut être le Certificat d'études primaires (CEP), prière de corriger cette incohérence ou confirmer avec le QG.</w:t>
             </w:r>
           </w:p>
         </w:tc>
@@ -1444,7 +1444,7 @@
                 <w:color w:val="16A34A"/>
                 <w:sz w:val="16"/>
               </w:rPr>
-              <w:t>s01q32, s01q36, s01q38, s04q37_modif, s02q33, s02q34, s01q00b</w:t>
+              <w:t>s02q33, s01q00b</w:t>
             </w:r>
           </w:p>
         </w:tc>
@@ -1475,7 +1475,7 @@
                 <w:i w:val="0"/>
                 <w:sz w:val="17"/>
               </w:rPr>
-              <w:t>Peu probable!!! Vu l'âge (24 ans) de MODOU DIOP ou l'année à laquelle MODOU DIOP a fréquenté l'école pour la dernière fois (9999) le dernier diplome de MODOU DIOP ne peut être le Certificat d'études primaires (CEP), prière de corriger cette incohérence ou confirmer avec le QG.</w:t>
+              <w:t>Incoherent!!! La dernière fois que MODOU DIOP a  fréquenté l'école est 9999.</w:t>
             </w:r>
           </w:p>
         </w:tc>
@@ -1508,7 +1508,7 @@
                 <w:i w:val="0"/>
                 <w:sz w:val="16"/>
               </w:rPr>
-              <w:t>S02</w:t>
+              <w:t>S04</w:t>
               <w:br/>
             </w:r>
             <w:r>
@@ -1518,7 +1518,7 @@
                 <w:color w:val="64748B"/>
                 <w:sz w:val="14"/>
               </w:rPr>
-              <w:t>Éducation</w:t>
+              <w:t>Emploi</w:t>
             </w:r>
           </w:p>
         </w:tc>
@@ -1534,7 +1534,7 @@
                 <w:color w:val="16A34A"/>
                 <w:sz w:val="16"/>
               </w:rPr>
-              <w:t>s02q33, s01q00b</w:t>
+              <w:t>—</w:t>
             </w:r>
           </w:p>
         </w:tc>
@@ -1565,7 +1565,7 @@
                 <w:i w:val="0"/>
                 <w:sz w:val="17"/>
               </w:rPr>
-              <w:t>Incoherent!!! La dernière fois que MODOU DIOP a  fréquenté l'école est 9999.</w:t>
+              <w:t>Incohérence détectée ! Il semble peu probable que KHADIATOU SADIO occupe un emploi pour l'ETAT/collectivités locales ou dans une entreprise publique/parapublique tout en travaillant moins de  6h par jour.</w:t>
             </w:r>
           </w:p>
         </w:tc>
@@ -1598,7 +1598,7 @@
                 <w:i w:val="0"/>
                 <w:sz w:val="16"/>
               </w:rPr>
-              <w:t>S04</w:t>
+              <w:t>S11</w:t>
               <w:br/>
             </w:r>
             <w:r>
@@ -1608,7 +1608,7 @@
                 <w:color w:val="64748B"/>
                 <w:sz w:val="14"/>
               </w:rPr>
-              <w:t>Emploi</w:t>
+              <w:t>Logement / cadre de vie</w:t>
             </w:r>
           </w:p>
         </w:tc>
@@ -1655,7 +1655,7 @@
                 <w:i w:val="0"/>
                 <w:sz w:val="17"/>
               </w:rPr>
-              <w:t>Incohérence détectée ! Il semble peu probable que KHADIATOU SADIO occupe un emploi pour l'ETAT/collectivités locales ou dans une entreprise publique/parapublique tout en travaillant moins de  6h par jour.</w:t>
+              <w:t>Incoherence!! Le ménage a depensé .</w:t>
             </w:r>
           </w:p>
         </w:tc>
@@ -1714,7 +1714,7 @@
                 <w:color w:val="16A34A"/>
                 <w:sz w:val="16"/>
               </w:rPr>
-              <w:t>—</w:t>
+              <w:t>s01q29, s01q31, s04q24, s00q04, s11q21, s09fq03, s09fq011</w:t>
             </w:r>
           </w:p>
         </w:tc>
@@ -1745,7 +1745,7 @@
                 <w:i w:val="0"/>
                 <w:sz w:val="17"/>
               </w:rPr>
-              <w:t>Incoherence!! Le ménage a depensé .</w:t>
+              <w:t>FCFA dans Frais de connexion au réseau de distribution d'eau mais dit ne pas être connecté à un réseau d'eau courante, prière de corriger cette incoherenceAttention!!! Les ménages vivants dans un(e) Maison Basse à KOLDA Urbain ont généralement comme principal matériau de construction le/la Ciment/Béton/Pierres de taille, mais celui du ménage de COUMBA TRAORE (Briques cuites) diffère de celui-ci.</w:t>
             </w:r>
           </w:p>
         </w:tc>
@@ -1760,10 +1760,10 @@
               <w:rPr>
                 <w:b/>
                 <w:i w:val="0"/>
-                <w:color w:val="DC2626"/>
+                <w:color w:val="EA580C"/>
                 <w:sz w:val="16"/>
               </w:rPr>
-              <w:t>Haute</w:t>
+              <w:t>Moyenne</w:t>
             </w:r>
           </w:p>
         </w:tc>
@@ -1778,7 +1778,7 @@
                 <w:i w:val="0"/>
                 <w:sz w:val="16"/>
               </w:rPr>
-              <w:t>S11</w:t>
+              <w:t>S00</w:t>
               <w:br/>
             </w:r>
             <w:r>
@@ -1788,7 +1788,7 @@
                 <w:color w:val="64748B"/>
                 <w:sz w:val="14"/>
               </w:rPr>
-              <w:t>Logement / cadre de vie</w:t>
+              <w:t>Identification</w:t>
             </w:r>
           </w:p>
         </w:tc>
@@ -1804,7 +1804,7 @@
                 <w:color w:val="16A34A"/>
                 <w:sz w:val="16"/>
               </w:rPr>
-              <w:t>s01q29, s01q31, s04q24, s00q04, s11q21, s09fq03, s09fq011</w:t>
+              <w:t>—</w:t>
             </w:r>
           </w:p>
         </w:tc>
@@ -1835,7 +1835,7 @@
                 <w:i w:val="0"/>
                 <w:sz w:val="17"/>
               </w:rPr>
-              <w:t>FCFA dans Frais de connexion au réseau de distribution d'eau mais dit ne pas être connecté à un réseau d'eau courante, prière de corriger cette incoherenceAttention!!! Les ménages vivants dans un(e) Maison Basse à KOLDA Urbain ont généralement comme principal matériau de construction le/la Ciment/Béton/Pierres de taille, mais celui du ménage de COUMBA TRAORE (Briques cuites) diffère de celui-ci.</w:t>
+              <w:t>L'adresse ou la localisation du ménage doit être bien renseignée, ne doit pas contenir des numéros de téléphone et elle semble courte pour être une adresse.</w:t>
             </w:r>
           </w:p>
         </w:tc>
@@ -1925,7 +1925,7 @@
                 <w:i w:val="0"/>
                 <w:sz w:val="17"/>
               </w:rPr>
-              <w:t>L'adresse ou la localisation du ménage doit être bien renseignée, ne doit pas contenir des numéros de téléphone et elle semble courte pour être une adresse.</w:t>
+              <w:t>Prière de renseigner la bonne adresse.</w:t>
             </w:r>
           </w:p>
         </w:tc>
@@ -1958,7 +1958,7 @@
                 <w:i w:val="0"/>
                 <w:sz w:val="16"/>
               </w:rPr>
-              <w:t>S00</w:t>
+              <w:t>S01</w:t>
               <w:br/>
             </w:r>
             <w:r>
@@ -1968,7 +1968,7 @@
                 <w:color w:val="64748B"/>
                 <w:sz w:val="14"/>
               </w:rPr>
-              <w:t>Identification</w:t>
+              <w:t>Démographie</w:t>
             </w:r>
           </w:p>
         </w:tc>
@@ -2015,7 +2015,7 @@
                 <w:i w:val="0"/>
                 <w:sz w:val="17"/>
               </w:rPr>
-              <w:t>Prière de renseigner la bonne adresse.</w:t>
+              <w:t>Prière de verifier l'information donnée par BOUYA DAFFE ou corriger au niveau de la section 1.</w:t>
             </w:r>
           </w:p>
         </w:tc>
@@ -2105,7 +2105,7 @@
                 <w:i w:val="0"/>
                 <w:sz w:val="17"/>
               </w:rPr>
-              <w:t>Prière de verifier l'information donnée par BOUYA DAFFE ou corriger au niveau de la section 1.</w:t>
+              <w:t>Prière de verifier l'information donnée par KHADY ROSE BADIANE ou corriger au niveau de la section 1.</w:t>
             </w:r>
           </w:p>
         </w:tc>
@@ -2195,7 +2195,7 @@
                 <w:i w:val="0"/>
                 <w:sz w:val="17"/>
               </w:rPr>
-              <w:t>Prière de verifier l'information donnée par KHADY ROSE BADIANE ou corriger au niveau de la section 1.</w:t>
+              <w:t>Prière de verifier l'information donnée par MATAR FALL ou corriger au niveau de la section 1.</w:t>
             </w:r>
           </w:p>
         </w:tc>
@@ -2254,7 +2254,7 @@
                 <w:color w:val="16A34A"/>
                 <w:sz w:val="16"/>
               </w:rPr>
-              <w:t>—</w:t>
+              <w:t>s01q10_1</w:t>
             </w:r>
           </w:p>
         </w:tc>
@@ -2285,7 +2285,7 @@
                 <w:i w:val="0"/>
                 <w:sz w:val="17"/>
               </w:rPr>
-              <w:t>Prière de verifier l'information donnée par MATAR FALL ou corriger au niveau de la section 1.</w:t>
+              <w:t>La taille du ménage lors de l'enquête principale (7) de ce ménage est inférieur à la taille du denombrement (13), prière de fournir des explications concrètes ou aller revisiter le ménage.</w:t>
             </w:r>
           </w:p>
         </w:tc>
@@ -2318,7 +2318,7 @@
                 <w:i w:val="0"/>
                 <w:sz w:val="16"/>
               </w:rPr>
-              <w:t>S01</w:t>
+              <w:t>S02</w:t>
               <w:br/>
             </w:r>
             <w:r>
@@ -2328,7 +2328,7 @@
                 <w:color w:val="64748B"/>
                 <w:sz w:val="14"/>
               </w:rPr>
-              <w:t>Démographie</w:t>
+              <w:t>Éducation</w:t>
             </w:r>
           </w:p>
         </w:tc>
@@ -2344,7 +2344,7 @@
                 <w:color w:val="16A34A"/>
                 <w:sz w:val="16"/>
               </w:rPr>
-              <w:t>s01q10_1</w:t>
+              <w:t>—</w:t>
             </w:r>
           </w:p>
         </w:tc>
@@ -2375,7 +2375,7 @@
                 <w:i w:val="0"/>
                 <w:sz w:val="17"/>
               </w:rPr>
-              <w:t>La taille du ménage lors de l'enquête principale (7) de ce ménage est inférieur à la taille du denombrement (13), prière de fournir des explications concrètes ou aller revisiter le ménage.</w:t>
+              <w:t>S'il s'agit d'achat de carburant, d'un abonnement ou dépense en &lt;teliman&gt;, d'une dépense en &lt;sotrama&gt; ou en &lt;taxi&gt; afin de se rendre à l'école, prière d'annuler ces dépenses dans cette section et de les renseignées au niveau de la section 9.</w:t>
             </w:r>
           </w:p>
         </w:tc>
@@ -2465,7 +2465,7 @@
                 <w:i w:val="0"/>
                 <w:sz w:val="17"/>
               </w:rPr>
-              <w:t>veuillez, s'il vous plait, confirmer les frais de scolarité ( 10000 FCFA) payée de KHADY ROSE BADIANE avec le QG ou apporter les corrections nécessaires.</w:t>
+              <w:t>Le montant de la bourse reçue (0 FCFA) pour l'année scolaire de KHADY ROSE BADIANE qui fréquente 2ème année de Secondaire 2 Technique  semble faible.</w:t>
             </w:r>
           </w:p>
         </w:tc>
@@ -2555,7 +2555,7 @@
                 <w:i w:val="0"/>
                 <w:sz w:val="17"/>
               </w:rPr>
-              <w:t>S'il s'agit d'achat de carburant, d'un abonnement ou dépense en &lt;teliman&gt;, d'une dépense en &lt;sotrama&gt; ou en &lt;taxi&gt; afin de se rendre à l'école, prière d'annuler ces dépenses dans cette section et de les renseignées au niveau de la section 9.</w:t>
+              <w:t>Veuillez, s'il vous plait, confirmer ces informations avec le QG ou apporter les corrections nécessaires.</w:t>
             </w:r>
           </w:p>
         </w:tc>
@@ -2614,7 +2614,7 @@
                 <w:color w:val="16A34A"/>
                 <w:sz w:val="16"/>
               </w:rPr>
-              <w:t>—</w:t>
+              <w:t>s01q63, s00q04, s02q25, s01q00b, s02q17_2, s02q15_2</w:t>
             </w:r>
           </w:p>
         </w:tc>
@@ -2645,7 +2645,7 @@
                 <w:i w:val="0"/>
                 <w:sz w:val="17"/>
               </w:rPr>
-              <w:t>Le montant de la bourse reçue (0 FCFA) pour l'année scolaire de KHADY ROSE BADIANE qui fréquente 2ème année de Secondaire 2 Technique  semble faible.</w:t>
+              <w:t>Dans les milieux urbains c'est peu probable de voir une école dont les élèves ou étudiants ne dépensent pas en frais d'uniformes, prière de verifier pour BOUYA DAFFE qui fréquente 6ème année de Primaire et corriger ou confirmer avec le QG.</w:t>
             </w:r>
           </w:p>
         </w:tc>
@@ -2704,7 +2704,7 @@
                 <w:color w:val="16A34A"/>
                 <w:sz w:val="16"/>
               </w:rPr>
-              <w:t>—</w:t>
+              <w:t>s01q63, s00q04, s02q25, s01q00b, s02q17_2, s02q15_2</w:t>
             </w:r>
           </w:p>
         </w:tc>
@@ -2735,7 +2735,7 @@
                 <w:i w:val="0"/>
                 <w:sz w:val="17"/>
               </w:rPr>
-              <w:t>Veuillez, s'il vous plait, confirmer ces informations avec le QG ou apporter les corrections nécessaires.</w:t>
+              <w:t>Dans les milieux urbains c'est peu probable de voir une école dont les élèves ou étudiants ne dépensent pas en frais d'uniformes, prière de verifier pour MATAR FALL qui fréquente 1ére année de Primaire et corriger ou confirmer avec le QG.</w:t>
             </w:r>
           </w:p>
         </w:tc>
@@ -2825,7 +2825,7 @@
                 <w:i w:val="0"/>
                 <w:sz w:val="17"/>
               </w:rPr>
-              <w:t>veuillez, s'il vous plait, confirmer les frais de scolarité ( 1500 FCFA) payée de MATAR FALL avec le QG ou apporter les corrections nécessaires.</w:t>
+              <w:t>Prière de vous adresser à KHADIATOU SADIO pour avoir l'année exacte.</w:t>
             </w:r>
           </w:p>
         </w:tc>
@@ -2884,7 +2884,7 @@
                 <w:color w:val="16A34A"/>
                 <w:sz w:val="16"/>
               </w:rPr>
-              <w:t>s01q63, s00q04, s02q25, s01q00b, s02q17_2, s02q15_2</w:t>
+              <w:t>—</w:t>
             </w:r>
           </w:p>
         </w:tc>
@@ -2915,7 +2915,7 @@
                 <w:i w:val="0"/>
                 <w:sz w:val="17"/>
               </w:rPr>
-              <w:t>Dans les milieux urbains c'est peu probable de voir une école dont les élèves ou étudiants ne dépensent pas en frais d'uniformes, prière de verifier pour MATAR FALL qui fréquente 1ére année de Primaire et corriger ou confirmer avec le QG.</w:t>
+              <w:t>Prière de vous adresser à MAMA SADIO pour avoir l'année exacte.</w:t>
             </w:r>
           </w:p>
         </w:tc>
@@ -3005,7 +3005,7 @@
                 <w:i w:val="0"/>
                 <w:sz w:val="17"/>
               </w:rPr>
-              <w:t>veuillez, s'il vous plait, confirmer les frais de scolarité ( 8000 FCFA) payée de BOUYA DAFFE avec le QG ou apporter les corrections nécessaires.</w:t>
+              <w:t>Prière de vous adresser à MODOU DIOP pour avoir l'année exacte.</w:t>
             </w:r>
           </w:p>
         </w:tc>
@@ -3038,7 +3038,7 @@
                 <w:i w:val="0"/>
                 <w:sz w:val="16"/>
               </w:rPr>
-              <w:t>S02</w:t>
+              <w:t>S04</w:t>
               <w:br/>
             </w:r>
             <w:r>
@@ -3048,7 +3048,7 @@
                 <w:color w:val="64748B"/>
                 <w:sz w:val="14"/>
               </w:rPr>
-              <w:t>Éducation</w:t>
+              <w:t>Emploi</w:t>
             </w:r>
           </w:p>
         </w:tc>
@@ -3064,7 +3064,7 @@
                 <w:color w:val="16A34A"/>
                 <w:sz w:val="16"/>
               </w:rPr>
-              <w:t>s01q63, s00q04, s02q25, s01q00b, s02q17_2, s02q15_2</w:t>
+              <w:t>—</w:t>
             </w:r>
           </w:p>
         </w:tc>
@@ -3095,7 +3095,7 @@
                 <w:i w:val="0"/>
                 <w:sz w:val="17"/>
               </w:rPr>
-              <w:t>Dans les milieux urbains c'est peu probable de voir une école dont les élèves ou étudiants ne dépensent pas en frais d'uniformes, prière de verifier pour BOUYA DAFFE qui fréquente 6ème année de Primaire et corriger ou confirmer avec le QG.</w:t>
+              <w:t>Veuillez, s'il vous plaît, corriger cette information.</w:t>
             </w:r>
           </w:p>
         </w:tc>
@@ -3128,7 +3128,7 @@
                 <w:i w:val="0"/>
                 <w:sz w:val="16"/>
               </w:rPr>
-              <w:t>S02</w:t>
+              <w:t>S07</w:t>
               <w:br/>
             </w:r>
             <w:r>
@@ -3138,7 +3138,7 @@
                 <w:color w:val="64748B"/>
                 <w:sz w:val="14"/>
               </w:rPr>
-              <w:t>Éducation</w:t>
+              <w:t>Consommation alimentaire</w:t>
             </w:r>
           </w:p>
         </w:tc>
@@ -3185,7 +3185,7 @@
                 <w:i w:val="0"/>
                 <w:sz w:val="17"/>
               </w:rPr>
-              <w:t>Prière de vous adresser à KHADIATOU SADIO pour avoir l'année exacte.</w:t>
+              <w:t>Attention ! Le prix unitaire d'achat (50 Fcfa) de Gombo frais en Pièce (Petit) est relativement élevé par rapport aux autres prix observés dans cette zone.</w:t>
             </w:r>
           </w:p>
         </w:tc>
@@ -3218,7 +3218,7 @@
                 <w:i w:val="0"/>
                 <w:sz w:val="16"/>
               </w:rPr>
-              <w:t>S02</w:t>
+              <w:t>S07</w:t>
               <w:br/>
             </w:r>
             <w:r>
@@ -3228,7 +3228,7 @@
                 <w:color w:val="64748B"/>
                 <w:sz w:val="14"/>
               </w:rPr>
-              <w:t>Éducation</w:t>
+              <w:t>Consommation alimentaire</w:t>
             </w:r>
           </w:p>
         </w:tc>
@@ -3275,7 +3275,7 @@
                 <w:i w:val="0"/>
                 <w:sz w:val="17"/>
               </w:rPr>
-              <w:t>Prière de vous adresser à MAMA SADIO pour avoir l'année exacte.</w:t>
+              <w:t>Prière de corriger ou de confirmer avec le QG.</w:t>
             </w:r>
           </w:p>
         </w:tc>
@@ -3308,7 +3308,7 @@
                 <w:i w:val="0"/>
                 <w:sz w:val="16"/>
               </w:rPr>
-              <w:t>S02</w:t>
+              <w:t>S09</w:t>
               <w:br/>
             </w:r>
             <w:r>
@@ -3318,7 +3318,7 @@
                 <w:color w:val="64748B"/>
                 <w:sz w:val="14"/>
               </w:rPr>
-              <w:t>Éducation</w:t>
+              <w:t>Dépenses non alimentaires</w:t>
             </w:r>
           </w:p>
         </w:tc>
@@ -3365,7 +3365,7 @@
                 <w:i w:val="0"/>
                 <w:sz w:val="17"/>
               </w:rPr>
-              <w:t>Prière de vous adresser à MODOU DIOP pour avoir l'année exacte.</w:t>
+              <w:t>Attention ! La dépense totale du ménage de COUMBA TRAORE (400000 Fcfa) de la fête de Mariage est relativement élevé.</w:t>
             </w:r>
           </w:p>
         </w:tc>
@@ -3398,7 +3398,7 @@
                 <w:i w:val="0"/>
                 <w:sz w:val="16"/>
               </w:rPr>
-              <w:t>S04</w:t>
+              <w:t>S09</w:t>
               <w:br/>
             </w:r>
             <w:r>
@@ -3408,7 +3408,7 @@
                 <w:color w:val="64748B"/>
                 <w:sz w:val="14"/>
               </w:rPr>
-              <w:t>Emploi</w:t>
+              <w:t>Dépenses non alimentaires</w:t>
             </w:r>
           </w:p>
         </w:tc>
@@ -3455,7 +3455,7 @@
                 <w:i w:val="0"/>
                 <w:sz w:val="17"/>
               </w:rPr>
-              <w:t>Veuillez, s'il vous plaît, corriger cette information.</w:t>
+              <w:t>Prière de corriger ou de confirmer avec le QG.</w:t>
             </w:r>
           </w:p>
         </w:tc>
@@ -3488,7 +3488,7 @@
                 <w:i w:val="0"/>
                 <w:sz w:val="16"/>
               </w:rPr>
-              <w:t>S07</w:t>
+              <w:t>S09</w:t>
               <w:br/>
             </w:r>
             <w:r>
@@ -3498,7 +3498,7 @@
                 <w:color w:val="64748B"/>
                 <w:sz w:val="14"/>
               </w:rPr>
-              <w:t>Consommation alimentaire</w:t>
+              <w:t>Dépenses non alimentaires</w:t>
             </w:r>
           </w:p>
         </w:tc>
@@ -3545,7 +3545,7 @@
                 <w:i w:val="0"/>
                 <w:sz w:val="17"/>
               </w:rPr>
-              <w:t>Attention ! Le prix unitaire d'achat (50 Fcfa) de Gombo frais en Pièce (Petit) est relativement élevé par rapport aux autres prix observés dans cette zone.</w:t>
+              <w:t>Attention ! La dépense du ménage de COUMBA TRAORE (1000 Fcfa) au cours de 7 derniers jours de Transport urbain en bus est relativement élevé.</w:t>
             </w:r>
           </w:p>
         </w:tc>
@@ -3578,7 +3578,7 @@
                 <w:i w:val="0"/>
                 <w:sz w:val="16"/>
               </w:rPr>
-              <w:t>S07</w:t>
+              <w:t>S09</w:t>
               <w:br/>
             </w:r>
             <w:r>
@@ -3588,7 +3588,7 @@
                 <w:color w:val="64748B"/>
                 <w:sz w:val="14"/>
               </w:rPr>
-              <w:t>Consommation alimentaire</w:t>
+              <w:t>Dépenses non alimentaires</w:t>
             </w:r>
           </w:p>
         </w:tc>
@@ -3725,7 +3725,7 @@
                 <w:i w:val="0"/>
                 <w:sz w:val="17"/>
               </w:rPr>
-              <w:t>Attention ! La dépense totale du ménage de COUMBA TRAORE (400000 Fcfa) de la fête de Mariage est relativement élevé.</w:t>
+              <w:t>Attention ! La dépense du ménage de COUMBA TRAORE (35000 Fcfa) au cours de 30 derniers jours de Charbon de bois/Charbon minéral est relativement élevé.</w:t>
             </w:r>
           </w:p>
         </w:tc>
@@ -3905,7 +3905,7 @@
                 <w:i w:val="0"/>
                 <w:sz w:val="17"/>
               </w:rPr>
-              <w:t>Attention ! La dépense du ménage de COUMBA TRAORE (1000 Fcfa) au cours de 7 derniers jours de Transport urbain en bus est relativement élevé.</w:t>
+              <w:t>Attention ! La dépense du ménage de COUMBA TRAORE (1500 Fcfa) au cours de 12 derniers mois de Achat d'une lampes (lampe électrique, lampe tempête, lampe torche, etc.) est relativement élevé.</w:t>
             </w:r>
           </w:p>
         </w:tc>
@@ -4028,7 +4028,7 @@
                 <w:i w:val="0"/>
                 <w:sz w:val="16"/>
               </w:rPr>
-              <w:t>S09</w:t>
+              <w:t>S10</w:t>
               <w:br/>
             </w:r>
             <w:r>
@@ -4038,7 +4038,7 @@
                 <w:color w:val="64748B"/>
                 <w:sz w:val="14"/>
               </w:rPr>
-              <w:t>Dépenses non alimentaires</w:t>
+              <w:t>Logement</w:t>
             </w:r>
           </w:p>
         </w:tc>
@@ -4054,7 +4054,7 @@
                 <w:color w:val="16A34A"/>
                 <w:sz w:val="16"/>
               </w:rPr>
-              <w:t>—</w:t>
+              <w:t>s00q07a, s00q08, s00q10, s00q13_0, s00q15_0, s00q17_0, s00q23a, s00q23b</w:t>
             </w:r>
           </w:p>
         </w:tc>
@@ -4085,7 +4085,7 @@
                 <w:i w:val="0"/>
                 <w:sz w:val="17"/>
               </w:rPr>
-              <w:t>Attention ! La dépense du ménage de COUMBA TRAORE (35000 Fcfa) au cours de 30 derniers jours de Charbon de bois/Charbon minéral est relativement élevé.</w:t>
+              <w:t>Le noms de l'entreprise  ne doit pas contenir de chiffre et doit être bien renseigné, prière de bien renseigné .</w:t>
             </w:r>
           </w:p>
         </w:tc>
@@ -4118,7 +4118,7 @@
                 <w:i w:val="0"/>
                 <w:sz w:val="16"/>
               </w:rPr>
-              <w:t>S09</w:t>
+              <w:t>S11</w:t>
               <w:br/>
             </w:r>
             <w:r>
@@ -4128,7 +4128,7 @@
                 <w:color w:val="64748B"/>
                 <w:sz w:val="14"/>
               </w:rPr>
-              <w:t>Dépenses non alimentaires</w:t>
+              <w:t>Logement / cadre de vie</w:t>
             </w:r>
           </w:p>
         </w:tc>
@@ -4175,7 +4175,7 @@
                 <w:i w:val="0"/>
                 <w:sz w:val="17"/>
               </w:rPr>
-              <w:t>Prière de corriger ou de confirmer avec le QG.</w:t>
+              <w:t>Prière de vérifier pour être sûr que vous avez choisi les bonnes modalités des questions 11.01 et 11.18 .</w:t>
             </w:r>
           </w:p>
         </w:tc>
@@ -4208,7 +4208,7 @@
                 <w:i w:val="0"/>
                 <w:sz w:val="16"/>
               </w:rPr>
-              <w:t>S09</w:t>
+              <w:t>S11</w:t>
               <w:br/>
             </w:r>
             <w:r>
@@ -4218,7 +4218,7 @@
                 <w:color w:val="64748B"/>
                 <w:sz w:val="14"/>
               </w:rPr>
-              <w:t>Dépenses non alimentaires</w:t>
+              <w:t>Logement / cadre de vie</w:t>
             </w:r>
           </w:p>
         </w:tc>
@@ -4265,457 +4265,7 @@
                 <w:i w:val="0"/>
                 <w:sz w:val="17"/>
               </w:rPr>
-              <w:t>Attention ! La dépense du ménage de COUMBA TRAORE (1500 Fcfa) au cours de 12 derniers mois de Achat d'une lampes (lampe électrique, lampe tempête, lampe torche, etc.) est relativement élevé.</w:t>
-            </w:r>
-          </w:p>
-        </w:tc>
-      </w:tr>
-      <w:tr>
-        <w:tc>
-          <w:tcPr>
-            <w:tcW w:type="dxa" w:w="964"/>
-          </w:tcPr>
-          <w:p>
-            <w:r>
-              <w:rPr>
-                <w:b/>
-                <w:i w:val="0"/>
-                <w:color w:val="EA580C"/>
-                <w:sz w:val="16"/>
-              </w:rPr>
-              <w:t>Moyenne</w:t>
-            </w:r>
-          </w:p>
-        </w:tc>
-        <w:tc>
-          <w:tcPr>
-            <w:tcW w:type="dxa" w:w="1247"/>
-          </w:tcPr>
-          <w:p>
-            <w:r>
-              <w:rPr>
-                <w:b/>
-                <w:i w:val="0"/>
-                <w:sz w:val="16"/>
-              </w:rPr>
-              <w:t>S09</w:t>
-              <w:br/>
-            </w:r>
-            <w:r>
-              <w:rPr>
-                <w:b w:val="0"/>
-                <w:i w:val="0"/>
-                <w:color w:val="64748B"/>
-                <w:sz w:val="14"/>
-              </w:rPr>
-              <w:t>Dépenses non alimentaires</w:t>
-            </w:r>
-          </w:p>
-        </w:tc>
-        <w:tc>
-          <w:tcPr>
-            <w:tcW w:type="dxa" w:w="1531"/>
-          </w:tcPr>
-          <w:p>
-            <w:r>
-              <w:rPr>
-                <w:b/>
-                <w:i w:val="0"/>
-                <w:color w:val="16A34A"/>
-                <w:sz w:val="16"/>
-              </w:rPr>
-              <w:t>—</w:t>
-            </w:r>
-          </w:p>
-        </w:tc>
-        <w:tc>
-          <w:tcPr>
-            <w:tcW w:type="dxa" w:w="1191"/>
-          </w:tcPr>
-          <w:p>
-            <w:r>
-              <w:rPr>
-                <w:b w:val="0"/>
-                <w:i w:val="0"/>
-                <w:color w:val="64748B"/>
-                <w:sz w:val="16"/>
-              </w:rPr>
-              <w:t>GT-CQ</w:t>
-            </w:r>
-          </w:p>
-        </w:tc>
-        <w:tc>
-          <w:tcPr>
-            <w:tcW w:type="dxa" w:w="4706"/>
-          </w:tcPr>
-          <w:p>
-            <w:r>
-              <w:rPr>
-                <w:b w:val="0"/>
-                <w:i w:val="0"/>
-                <w:sz w:val="17"/>
-              </w:rPr>
-              <w:t>Prière de corriger ou de confirmer avec le QG.</w:t>
-            </w:r>
-          </w:p>
-        </w:tc>
-      </w:tr>
-      <w:tr>
-        <w:tc>
-          <w:tcPr>
-            <w:tcW w:type="dxa" w:w="964"/>
-          </w:tcPr>
-          <w:p>
-            <w:r>
-              <w:rPr>
-                <w:b/>
-                <w:i w:val="0"/>
-                <w:color w:val="EA580C"/>
-                <w:sz w:val="16"/>
-              </w:rPr>
-              <w:t>Moyenne</w:t>
-            </w:r>
-          </w:p>
-        </w:tc>
-        <w:tc>
-          <w:tcPr>
-            <w:tcW w:type="dxa" w:w="1247"/>
-          </w:tcPr>
-          <w:p>
-            <w:r>
-              <w:rPr>
-                <w:b/>
-                <w:i w:val="0"/>
-                <w:sz w:val="16"/>
-              </w:rPr>
-              <w:t>S10</w:t>
-              <w:br/>
-            </w:r>
-            <w:r>
-              <w:rPr>
-                <w:b w:val="0"/>
-                <w:i w:val="0"/>
-                <w:color w:val="64748B"/>
-                <w:sz w:val="14"/>
-              </w:rPr>
-              <w:t>Logement</w:t>
-            </w:r>
-          </w:p>
-        </w:tc>
-        <w:tc>
-          <w:tcPr>
-            <w:tcW w:type="dxa" w:w="1531"/>
-          </w:tcPr>
-          <w:p>
-            <w:r>
-              <w:rPr>
-                <w:b/>
-                <w:i w:val="0"/>
-                <w:color w:val="16A34A"/>
-                <w:sz w:val="16"/>
-              </w:rPr>
-              <w:t>s00q07a, s00q08, s00q10, s00q13_0, s00q15_0, s00q17_0, s00q23a, s00q23b</w:t>
-            </w:r>
-          </w:p>
-        </w:tc>
-        <w:tc>
-          <w:tcPr>
-            <w:tcW w:type="dxa" w:w="1191"/>
-          </w:tcPr>
-          <w:p>
-            <w:r>
-              <w:rPr>
-                <w:b w:val="0"/>
-                <w:i w:val="0"/>
-                <w:color w:val="64748B"/>
-                <w:sz w:val="16"/>
-              </w:rPr>
-              <w:t>GT-CQ</w:t>
-            </w:r>
-          </w:p>
-        </w:tc>
-        <w:tc>
-          <w:tcPr>
-            <w:tcW w:type="dxa" w:w="4706"/>
-          </w:tcPr>
-          <w:p>
-            <w:r>
-              <w:rPr>
-                <w:b w:val="0"/>
-                <w:i w:val="0"/>
-                <w:sz w:val="17"/>
-              </w:rPr>
-              <w:t>Le noms de l'entreprise  ne doit pas contenir de chiffre et doit être bien renseigné, prière de bien renseigné .</w:t>
-            </w:r>
-          </w:p>
-        </w:tc>
-      </w:tr>
-      <w:tr>
-        <w:tc>
-          <w:tcPr>
-            <w:tcW w:type="dxa" w:w="964"/>
-          </w:tcPr>
-          <w:p>
-            <w:r>
-              <w:rPr>
-                <w:b/>
-                <w:i w:val="0"/>
-                <w:color w:val="EA580C"/>
-                <w:sz w:val="16"/>
-              </w:rPr>
-              <w:t>Moyenne</w:t>
-            </w:r>
-          </w:p>
-        </w:tc>
-        <w:tc>
-          <w:tcPr>
-            <w:tcW w:type="dxa" w:w="1247"/>
-          </w:tcPr>
-          <w:p>
-            <w:r>
-              <w:rPr>
-                <w:b/>
-                <w:i w:val="0"/>
-                <w:sz w:val="16"/>
-              </w:rPr>
-              <w:t>S11</w:t>
-              <w:br/>
-            </w:r>
-            <w:r>
-              <w:rPr>
-                <w:b w:val="0"/>
-                <w:i w:val="0"/>
-                <w:color w:val="64748B"/>
-                <w:sz w:val="14"/>
-              </w:rPr>
-              <w:t>Logement / cadre de vie</w:t>
-            </w:r>
-          </w:p>
-        </w:tc>
-        <w:tc>
-          <w:tcPr>
-            <w:tcW w:type="dxa" w:w="1531"/>
-          </w:tcPr>
-          <w:p>
-            <w:r>
-              <w:rPr>
-                <w:b/>
-                <w:i w:val="0"/>
-                <w:color w:val="16A34A"/>
-                <w:sz w:val="16"/>
-              </w:rPr>
-              <w:t>—</w:t>
-            </w:r>
-          </w:p>
-        </w:tc>
-        <w:tc>
-          <w:tcPr>
-            <w:tcW w:type="dxa" w:w="1191"/>
-          </w:tcPr>
-          <w:p>
-            <w:r>
-              <w:rPr>
-                <w:b w:val="0"/>
-                <w:i w:val="0"/>
-                <w:color w:val="64748B"/>
-                <w:sz w:val="16"/>
-              </w:rPr>
-              <w:t>GT-CQ</w:t>
-            </w:r>
-          </w:p>
-        </w:tc>
-        <w:tc>
-          <w:tcPr>
-            <w:tcW w:type="dxa" w:w="4706"/>
-          </w:tcPr>
-          <w:p>
-            <w:r>
-              <w:rPr>
-                <w:b w:val="0"/>
-                <w:i w:val="0"/>
-                <w:sz w:val="17"/>
-              </w:rPr>
-              <w:t>Prière de vérifier pour être sûr que vous avez choisi les bonnes modalités des questions 11.01 et 11.18 .</w:t>
-            </w:r>
-          </w:p>
-        </w:tc>
-      </w:tr>
-      <w:tr>
-        <w:tc>
-          <w:tcPr>
-            <w:tcW w:type="dxa" w:w="964"/>
-          </w:tcPr>
-          <w:p>
-            <w:r>
-              <w:rPr>
-                <w:b/>
-                <w:i w:val="0"/>
-                <w:color w:val="EA580C"/>
-                <w:sz w:val="16"/>
-              </w:rPr>
-              <w:t>Moyenne</w:t>
-            </w:r>
-          </w:p>
-        </w:tc>
-        <w:tc>
-          <w:tcPr>
-            <w:tcW w:type="dxa" w:w="1247"/>
-          </w:tcPr>
-          <w:p>
-            <w:r>
-              <w:rPr>
-                <w:b/>
-                <w:i w:val="0"/>
-                <w:sz w:val="16"/>
-              </w:rPr>
-              <w:t>S11</w:t>
-              <w:br/>
-            </w:r>
-            <w:r>
-              <w:rPr>
-                <w:b w:val="0"/>
-                <w:i w:val="0"/>
-                <w:color w:val="64748B"/>
-                <w:sz w:val="14"/>
-              </w:rPr>
-              <w:t>Logement / cadre de vie</w:t>
-            </w:r>
-          </w:p>
-        </w:tc>
-        <w:tc>
-          <w:tcPr>
-            <w:tcW w:type="dxa" w:w="1531"/>
-          </w:tcPr>
-          <w:p>
-            <w:r>
-              <w:rPr>
-                <w:b/>
-                <w:i w:val="0"/>
-                <w:color w:val="16A34A"/>
-                <w:sz w:val="16"/>
-              </w:rPr>
-              <w:t>—</w:t>
-            </w:r>
-          </w:p>
-        </w:tc>
-        <w:tc>
-          <w:tcPr>
-            <w:tcW w:type="dxa" w:w="1191"/>
-          </w:tcPr>
-          <w:p>
-            <w:r>
-              <w:rPr>
-                <w:b w:val="0"/>
-                <w:i w:val="0"/>
-                <w:color w:val="64748B"/>
-                <w:sz w:val="16"/>
-              </w:rPr>
-              <w:t>GT-CQ</w:t>
-            </w:r>
-          </w:p>
-        </w:tc>
-        <w:tc>
-          <w:tcPr>
-            <w:tcW w:type="dxa" w:w="4706"/>
-          </w:tcPr>
-          <w:p>
-            <w:r>
-              <w:rPr>
-                <w:b w:val="0"/>
-                <w:i w:val="0"/>
-                <w:sz w:val="17"/>
-              </w:rPr>
               <w:t>Merci de ne pas corriger si vous êtes sûr de celui donné par le ménage et observé par vous.</w:t>
-            </w:r>
-          </w:p>
-        </w:tc>
-      </w:tr>
-      <w:tr>
-        <w:tc>
-          <w:tcPr>
-            <w:tcW w:type="dxa" w:w="964"/>
-          </w:tcPr>
-          <w:p>
-            <w:r>
-              <w:rPr>
-                <w:b/>
-                <w:i w:val="0"/>
-                <w:color w:val="EA580C"/>
-                <w:sz w:val="16"/>
-              </w:rPr>
-              <w:t>Moyenne</w:t>
-            </w:r>
-          </w:p>
-        </w:tc>
-        <w:tc>
-          <w:tcPr>
-            <w:tcW w:type="dxa" w:w="1247"/>
-          </w:tcPr>
-          <w:p>
-            <w:r>
-              <w:rPr>
-                <w:b/>
-                <w:i w:val="0"/>
-                <w:sz w:val="16"/>
-              </w:rPr>
-              <w:t>S13</w:t>
-              <w:br/>
-            </w:r>
-            <w:r>
-              <w:rPr>
-                <w:b w:val="0"/>
-                <w:i w:val="0"/>
-                <w:color w:val="64748B"/>
-                <w:sz w:val="14"/>
-              </w:rPr>
-              <w:t>Transferts</w:t>
-            </w:r>
-          </w:p>
-        </w:tc>
-        <w:tc>
-          <w:tcPr>
-            <w:tcW w:type="dxa" w:w="1531"/>
-          </w:tcPr>
-          <w:p>
-            <w:r>
-              <w:rPr>
-                <w:b/>
-                <w:i w:val="0"/>
-                <w:color w:val="16A34A"/>
-                <w:sz w:val="16"/>
-              </w:rPr>
-              <w:t>s00q07a, s00q08, s00q10, s00q13_0, s00q15_0, s00q17_0, s00q23a, s00q23b</w:t>
-            </w:r>
-          </w:p>
-        </w:tc>
-        <w:tc>
-          <w:tcPr>
-            <w:tcW w:type="dxa" w:w="1191"/>
-          </w:tcPr>
-          <w:p>
-            <w:r>
-              <w:rPr>
-                <w:b w:val="0"/>
-                <w:i w:val="0"/>
-                <w:color w:val="64748B"/>
-                <w:sz w:val="16"/>
-              </w:rPr>
-              <w:t>GT-CQ</w:t>
-            </w:r>
-          </w:p>
-        </w:tc>
-        <w:tc>
-          <w:tcPr>
-            <w:tcW w:type="dxa" w:w="4706"/>
-          </w:tcPr>
-          <w:p>
-            <w:r>
-              <w:rPr>
-                <w:b w:val="0"/>
-                <w:i w:val="0"/>
-                <w:sz w:val="17"/>
-              </w:rPr>
-              <w:t>L'enquêteur prière de fournir d'effort pour avoir le niveau d'étude et l'âge de celui qui a envoyé/donné de l'argent dans la section 13a (Transfert reçu).</w:t>
             </w:r>
           </w:p>
         </w:tc>
